--- a/FullStackProgramming_Assignment_01/232025_232017_A01_FSD_lab.docx
+++ b/FullStackProgramming_Assignment_01/232025_232017_A01_FSD_lab.docx
@@ -42,7 +42,7 @@
               <w:noProof/>
             </w:rPr>
             <w:drawing>
-              <wp:inline distT="0" distB="0" distL="0" distR="0" wp14:anchorId="135C5A4F" wp14:editId="685BF550">
+              <wp:inline distT="0" distB="0" distL="0" distR="0" wp14:anchorId="135C5A4F" wp14:editId="2F7FD2C6">
                 <wp:extent cx="3246120" cy="2421758"/>
                 <wp:effectExtent l="0" t="0" r="0" b="0"/>
                 <wp:docPr id="326824393" name="Picture 1" descr="AU Online Admission Portal"/>
@@ -163,7 +163,7 @@
               <w:sz w:val="36"/>
               <w:szCs w:val="36"/>
             </w:rPr>
-            <w:t>Assignment 01</w:t>
+            <w:t>Lab 07</w:t>
           </w:r>
         </w:p>
         <w:p>
@@ -210,6 +210,7 @@
             <w:tab/>
           </w:r>
         </w:p>
+        <w:p/>
         <w:p>
           <w:pPr>
             <w:spacing w:after="0"/>
@@ -225,30 +226,764 @@
             <w:jc w:val="center"/>
           </w:pPr>
           <w:r>
-            <w:t>Muhammad Abdullah (232017)</w:t>
-          </w:r>
-        </w:p>
-        <w:p>
-          <w:pPr>
-            <w:spacing w:after="0"/>
-            <w:jc w:val="center"/>
-          </w:pPr>
-          <w:r>
             <w:t>BSSE-6-A</w:t>
           </w:r>
         </w:p>
+        <w:sdt>
+          <w:sdtPr>
+            <w:id w:val="-1802459577"/>
+            <w:docPartObj>
+              <w:docPartGallery w:val="Table of Contents"/>
+              <w:docPartUnique/>
+            </w:docPartObj>
+          </w:sdtPr>
+          <w:sdtEndPr>
+            <w:rPr>
+              <w:rFonts w:asciiTheme="minorHAnsi" w:eastAsiaTheme="minorHAnsi" w:hAnsiTheme="minorHAnsi" w:cstheme="minorBidi"/>
+              <w:b/>
+              <w:bCs/>
+              <w:noProof/>
+              <w:color w:val="auto"/>
+              <w:kern w:val="2"/>
+              <w:sz w:val="24"/>
+              <w:szCs w:val="24"/>
+              <w14:ligatures w14:val="standardContextual"/>
+            </w:rPr>
+          </w:sdtEndPr>
+          <w:sdtContent>
+            <w:p>
+              <w:pPr>
+                <w:pStyle w:val="TOCHeading"/>
+              </w:pPr>
+              <w:r>
+                <w:t>Contents</w:t>
+              </w:r>
+            </w:p>
+            <w:p>
+              <w:pPr>
+                <w:pStyle w:val="TOC1"/>
+                <w:tabs>
+                  <w:tab w:val="right" w:leader="dot" w:pos="9350"/>
+                </w:tabs>
+                <w:rPr>
+                  <w:noProof/>
+                </w:rPr>
+              </w:pPr>
+              <w:r>
+                <w:fldChar w:fldCharType="begin"/>
+              </w:r>
+              <w:r>
+                <w:instrText xml:space="preserve"> TOC \o "1-3" \h \z \u </w:instrText>
+              </w:r>
+              <w:r>
+                <w:fldChar w:fldCharType="separate"/>
+              </w:r>
+              <w:hyperlink w:anchor="_Toc226206841" w:history="1">
+                <w:r>
+                  <w:rPr>
+                    <w:rStyle w:val="Hyperlink"/>
+                    <w:noProof/>
+                  </w:rPr>
+                  <w:t>Home Page</w:t>
+                </w:r>
+                <w:r>
+                  <w:rPr>
+                    <w:noProof/>
+                    <w:webHidden/>
+                  </w:rPr>
+                  <w:tab/>
+                </w:r>
+                <w:r>
+                  <w:rPr>
+                    <w:noProof/>
+                    <w:webHidden/>
+                  </w:rPr>
+                  <w:fldChar w:fldCharType="begin"/>
+                </w:r>
+                <w:r>
+                  <w:rPr>
+                    <w:noProof/>
+                    <w:webHidden/>
+                  </w:rPr>
+                  <w:instrText xml:space="preserve"> PAGEREF _Toc226206841 \h </w:instrText>
+                </w:r>
+                <w:r>
+                  <w:rPr>
+                    <w:noProof/>
+                    <w:webHidden/>
+                  </w:rPr>
+                </w:r>
+                <w:r>
+                  <w:rPr>
+                    <w:noProof/>
+                    <w:webHidden/>
+                  </w:rPr>
+                  <w:fldChar w:fldCharType="separate"/>
+                </w:r>
+                <w:r>
+                  <w:rPr>
+                    <w:noProof/>
+                    <w:webHidden/>
+                  </w:rPr>
+                  <w:t>2</w:t>
+                </w:r>
+                <w:r>
+                  <w:rPr>
+                    <w:noProof/>
+                    <w:webHidden/>
+                  </w:rPr>
+                  <w:fldChar w:fldCharType="end"/>
+                </w:r>
+              </w:hyperlink>
+            </w:p>
+            <w:p>
+              <w:pPr>
+                <w:pStyle w:val="TOC1"/>
+                <w:tabs>
+                  <w:tab w:val="right" w:leader="dot" w:pos="9350"/>
+                </w:tabs>
+                <w:rPr>
+                  <w:noProof/>
+                </w:rPr>
+              </w:pPr>
+              <w:hyperlink w:anchor="_Toc226206842" w:history="1">
+                <w:r>
+                  <w:rPr>
+                    <w:rStyle w:val="Hyperlink"/>
+                    <w:noProof/>
+                  </w:rPr>
+                  <w:t>Products Page</w:t>
+                </w:r>
+                <w:r>
+                  <w:rPr>
+                    <w:noProof/>
+                    <w:webHidden/>
+                  </w:rPr>
+                  <w:tab/>
+                </w:r>
+                <w:r>
+                  <w:rPr>
+                    <w:noProof/>
+                    <w:webHidden/>
+                  </w:rPr>
+                  <w:fldChar w:fldCharType="begin"/>
+                </w:r>
+                <w:r>
+                  <w:rPr>
+                    <w:noProof/>
+                    <w:webHidden/>
+                  </w:rPr>
+                  <w:instrText xml:space="preserve"> PAGEREF _Toc226206842 \h </w:instrText>
+                </w:r>
+                <w:r>
+                  <w:rPr>
+                    <w:noProof/>
+                    <w:webHidden/>
+                  </w:rPr>
+                </w:r>
+                <w:r>
+                  <w:rPr>
+                    <w:noProof/>
+                    <w:webHidden/>
+                  </w:rPr>
+                  <w:fldChar w:fldCharType="separate"/>
+                </w:r>
+                <w:r>
+                  <w:rPr>
+                    <w:noProof/>
+                    <w:webHidden/>
+                  </w:rPr>
+                  <w:t>3</w:t>
+                </w:r>
+                <w:r>
+                  <w:rPr>
+                    <w:noProof/>
+                    <w:webHidden/>
+                  </w:rPr>
+                  <w:fldChar w:fldCharType="end"/>
+                </w:r>
+              </w:hyperlink>
+            </w:p>
+            <w:p>
+              <w:pPr>
+                <w:pStyle w:val="TOC1"/>
+                <w:tabs>
+                  <w:tab w:val="right" w:leader="dot" w:pos="9350"/>
+                </w:tabs>
+                <w:rPr>
+                  <w:noProof/>
+                </w:rPr>
+              </w:pPr>
+              <w:hyperlink w:anchor="_Toc226206843" w:history="1">
+                <w:r>
+                  <w:rPr>
+                    <w:rStyle w:val="Hyperlink"/>
+                    <w:noProof/>
+                  </w:rPr>
+                  <w:t>Product Description Page</w:t>
+                </w:r>
+                <w:r>
+                  <w:rPr>
+                    <w:noProof/>
+                    <w:webHidden/>
+                  </w:rPr>
+                  <w:tab/>
+                </w:r>
+                <w:r>
+                  <w:rPr>
+                    <w:noProof/>
+                    <w:webHidden/>
+                  </w:rPr>
+                  <w:fldChar w:fldCharType="begin"/>
+                </w:r>
+                <w:r>
+                  <w:rPr>
+                    <w:noProof/>
+                    <w:webHidden/>
+                  </w:rPr>
+                  <w:instrText xml:space="preserve"> PAGEREF _Toc226206843 \h </w:instrText>
+                </w:r>
+                <w:r>
+                  <w:rPr>
+                    <w:noProof/>
+                    <w:webHidden/>
+                  </w:rPr>
+                </w:r>
+                <w:r>
+                  <w:rPr>
+                    <w:noProof/>
+                    <w:webHidden/>
+                  </w:rPr>
+                  <w:fldChar w:fldCharType="separate"/>
+                </w:r>
+                <w:r>
+                  <w:rPr>
+                    <w:noProof/>
+                    <w:webHidden/>
+                  </w:rPr>
+                  <w:t>4</w:t>
+                </w:r>
+                <w:r>
+                  <w:rPr>
+                    <w:noProof/>
+                    <w:webHidden/>
+                  </w:rPr>
+                  <w:fldChar w:fldCharType="end"/>
+                </w:r>
+              </w:hyperlink>
+            </w:p>
+            <w:p>
+              <w:pPr>
+                <w:pStyle w:val="TOC1"/>
+                <w:tabs>
+                  <w:tab w:val="right" w:leader="dot" w:pos="9350"/>
+                </w:tabs>
+                <w:rPr>
+                  <w:noProof/>
+                </w:rPr>
+              </w:pPr>
+              <w:hyperlink w:anchor="_Toc226206844" w:history="1">
+                <w:r>
+                  <w:rPr>
+                    <w:rStyle w:val="Hyperlink"/>
+                    <w:noProof/>
+                  </w:rPr>
+                  <w:t>About Page</w:t>
+                </w:r>
+                <w:r>
+                  <w:rPr>
+                    <w:noProof/>
+                    <w:webHidden/>
+                  </w:rPr>
+                  <w:tab/>
+                </w:r>
+                <w:r>
+                  <w:rPr>
+                    <w:noProof/>
+                    <w:webHidden/>
+                  </w:rPr>
+                  <w:fldChar w:fldCharType="begin"/>
+                </w:r>
+                <w:r>
+                  <w:rPr>
+                    <w:noProof/>
+                    <w:webHidden/>
+                  </w:rPr>
+                  <w:instrText xml:space="preserve"> PAGEREF _Toc226206844 \h </w:instrText>
+                </w:r>
+                <w:r>
+                  <w:rPr>
+                    <w:noProof/>
+                    <w:webHidden/>
+                  </w:rPr>
+                </w:r>
+                <w:r>
+                  <w:rPr>
+                    <w:noProof/>
+                    <w:webHidden/>
+                  </w:rPr>
+                  <w:fldChar w:fldCharType="separate"/>
+                </w:r>
+                <w:r>
+                  <w:rPr>
+                    <w:noProof/>
+                    <w:webHidden/>
+                  </w:rPr>
+                  <w:t>5</w:t>
+                </w:r>
+                <w:r>
+                  <w:rPr>
+                    <w:noProof/>
+                    <w:webHidden/>
+                  </w:rPr>
+                  <w:fldChar w:fldCharType="end"/>
+                </w:r>
+              </w:hyperlink>
+            </w:p>
+            <w:p>
+              <w:pPr>
+                <w:pStyle w:val="TOC1"/>
+                <w:tabs>
+                  <w:tab w:val="right" w:leader="dot" w:pos="9350"/>
+                </w:tabs>
+                <w:rPr>
+                  <w:noProof/>
+                </w:rPr>
+              </w:pPr>
+              <w:hyperlink w:anchor="_Toc226206845" w:history="1">
+                <w:r>
+                  <w:rPr>
+                    <w:rStyle w:val="Hyperlink"/>
+                    <w:noProof/>
+                  </w:rPr>
+                  <w:t>Login</w:t>
+                </w:r>
+                <w:r>
+                  <w:rPr>
+                    <w:noProof/>
+                    <w:webHidden/>
+                  </w:rPr>
+                  <w:tab/>
+                </w:r>
+                <w:r>
+                  <w:rPr>
+                    <w:noProof/>
+                    <w:webHidden/>
+                  </w:rPr>
+                  <w:fldChar w:fldCharType="begin"/>
+                </w:r>
+                <w:r>
+                  <w:rPr>
+                    <w:noProof/>
+                    <w:webHidden/>
+                  </w:rPr>
+                  <w:instrText xml:space="preserve"> PAGEREF _Toc226206845 \h </w:instrText>
+                </w:r>
+                <w:r>
+                  <w:rPr>
+                    <w:noProof/>
+                    <w:webHidden/>
+                  </w:rPr>
+                </w:r>
+                <w:r>
+                  <w:rPr>
+                    <w:noProof/>
+                    <w:webHidden/>
+                  </w:rPr>
+                  <w:fldChar w:fldCharType="separate"/>
+                </w:r>
+                <w:r>
+                  <w:rPr>
+                    <w:noProof/>
+                    <w:webHidden/>
+                  </w:rPr>
+                  <w:t>6</w:t>
+                </w:r>
+                <w:r>
+                  <w:rPr>
+                    <w:noProof/>
+                    <w:webHidden/>
+                  </w:rPr>
+                  <w:fldChar w:fldCharType="end"/>
+                </w:r>
+              </w:hyperlink>
+            </w:p>
+            <w:p>
+              <w:pPr>
+                <w:pStyle w:val="TOC1"/>
+                <w:tabs>
+                  <w:tab w:val="right" w:leader="dot" w:pos="9350"/>
+                </w:tabs>
+                <w:rPr>
+                  <w:noProof/>
+                </w:rPr>
+              </w:pPr>
+              <w:hyperlink w:anchor="_Toc226206846" w:history="1">
+                <w:r>
+                  <w:rPr>
+                    <w:rStyle w:val="Hyperlink"/>
+                    <w:noProof/>
+                  </w:rPr>
+                  <w:t>Contact Us</w:t>
+                </w:r>
+                <w:r>
+                  <w:rPr>
+                    <w:noProof/>
+                    <w:webHidden/>
+                  </w:rPr>
+                  <w:tab/>
+                </w:r>
+                <w:r>
+                  <w:rPr>
+                    <w:noProof/>
+                    <w:webHidden/>
+                  </w:rPr>
+                  <w:fldChar w:fldCharType="begin"/>
+                </w:r>
+                <w:r>
+                  <w:rPr>
+                    <w:noProof/>
+                    <w:webHidden/>
+                  </w:rPr>
+                  <w:instrText xml:space="preserve"> PAGEREF _Toc226206846 \h </w:instrText>
+                </w:r>
+                <w:r>
+                  <w:rPr>
+                    <w:noProof/>
+                    <w:webHidden/>
+                  </w:rPr>
+                </w:r>
+                <w:r>
+                  <w:rPr>
+                    <w:noProof/>
+                    <w:webHidden/>
+                  </w:rPr>
+                  <w:fldChar w:fldCharType="separate"/>
+                </w:r>
+                <w:r>
+                  <w:rPr>
+                    <w:noProof/>
+                    <w:webHidden/>
+                  </w:rPr>
+                  <w:t>6</w:t>
+                </w:r>
+                <w:r>
+                  <w:rPr>
+                    <w:noProof/>
+                    <w:webHidden/>
+                  </w:rPr>
+                  <w:fldChar w:fldCharType="end"/>
+                </w:r>
+              </w:hyperlink>
+            </w:p>
+            <w:p>
+              <w:pPr>
+                <w:pStyle w:val="TOC1"/>
+                <w:tabs>
+                  <w:tab w:val="right" w:leader="dot" w:pos="9350"/>
+                </w:tabs>
+                <w:rPr>
+                  <w:noProof/>
+                </w:rPr>
+              </w:pPr>
+              <w:hyperlink w:anchor="_Toc226206847" w:history="1">
+                <w:r>
+                  <w:rPr>
+                    <w:rStyle w:val="Hyperlink"/>
+                    <w:noProof/>
+                  </w:rPr>
+                  <w:t>Forgot Password</w:t>
+                </w:r>
+                <w:r>
+                  <w:rPr>
+                    <w:noProof/>
+                    <w:webHidden/>
+                  </w:rPr>
+                  <w:tab/>
+                </w:r>
+                <w:r>
+                  <w:rPr>
+                    <w:noProof/>
+                    <w:webHidden/>
+                  </w:rPr>
+                  <w:fldChar w:fldCharType="begin"/>
+                </w:r>
+                <w:r>
+                  <w:rPr>
+                    <w:noProof/>
+                    <w:webHidden/>
+                  </w:rPr>
+                  <w:instrText xml:space="preserve"> PAGEREF _Toc226206847 \h </w:instrText>
+                </w:r>
+                <w:r>
+                  <w:rPr>
+                    <w:noProof/>
+                    <w:webHidden/>
+                  </w:rPr>
+                </w:r>
+                <w:r>
+                  <w:rPr>
+                    <w:noProof/>
+                    <w:webHidden/>
+                  </w:rPr>
+                  <w:fldChar w:fldCharType="separate"/>
+                </w:r>
+                <w:r>
+                  <w:rPr>
+                    <w:noProof/>
+                    <w:webHidden/>
+                  </w:rPr>
+                  <w:t>7</w:t>
+                </w:r>
+                <w:r>
+                  <w:rPr>
+                    <w:noProof/>
+                    <w:webHidden/>
+                  </w:rPr>
+                  <w:fldChar w:fldCharType="end"/>
+                </w:r>
+              </w:hyperlink>
+            </w:p>
+            <w:p>
+              <w:pPr>
+                <w:pStyle w:val="TOC1"/>
+                <w:tabs>
+                  <w:tab w:val="right" w:leader="dot" w:pos="9350"/>
+                </w:tabs>
+                <w:rPr>
+                  <w:noProof/>
+                </w:rPr>
+              </w:pPr>
+              <w:hyperlink w:anchor="_Toc226206849" w:history="1">
+                <w:r>
+                  <w:rPr>
+                    <w:rStyle w:val="Hyperlink"/>
+                    <w:noProof/>
+                  </w:rPr>
+                  <w:t>My account Dashboard (Before Order)</w:t>
+                </w:r>
+                <w:r>
+                  <w:rPr>
+                    <w:noProof/>
+                    <w:webHidden/>
+                  </w:rPr>
+                  <w:tab/>
+                </w:r>
+                <w:r>
+                  <w:rPr>
+                    <w:noProof/>
+                    <w:webHidden/>
+                  </w:rPr>
+                  <w:fldChar w:fldCharType="begin"/>
+                </w:r>
+                <w:r>
+                  <w:rPr>
+                    <w:noProof/>
+                    <w:webHidden/>
+                  </w:rPr>
+                  <w:instrText xml:space="preserve"> PAGEREF _Toc226206849 \h </w:instrText>
+                </w:r>
+                <w:r>
+                  <w:rPr>
+                    <w:noProof/>
+                    <w:webHidden/>
+                  </w:rPr>
+                </w:r>
+                <w:r>
+                  <w:rPr>
+                    <w:noProof/>
+                    <w:webHidden/>
+                  </w:rPr>
+                  <w:fldChar w:fldCharType="separate"/>
+                </w:r>
+                <w:r>
+                  <w:rPr>
+                    <w:noProof/>
+                    <w:webHidden/>
+                  </w:rPr>
+                  <w:t>7</w:t>
+                </w:r>
+                <w:r>
+                  <w:rPr>
+                    <w:noProof/>
+                    <w:webHidden/>
+                  </w:rPr>
+                  <w:fldChar w:fldCharType="end"/>
+                </w:r>
+              </w:hyperlink>
+            </w:p>
+            <w:p>
+              <w:pPr>
+                <w:pStyle w:val="TOC1"/>
+                <w:tabs>
+                  <w:tab w:val="right" w:leader="dot" w:pos="9350"/>
+                </w:tabs>
+                <w:rPr>
+                  <w:noProof/>
+                </w:rPr>
+              </w:pPr>
+              <w:hyperlink w:anchor="_Toc226206850" w:history="1">
+                <w:r>
+                  <w:rPr>
+                    <w:rStyle w:val="Hyperlink"/>
+                    <w:noProof/>
+                  </w:rPr>
+                  <w:t>Payment Page</w:t>
+                </w:r>
+                <w:r>
+                  <w:rPr>
+                    <w:noProof/>
+                    <w:webHidden/>
+                  </w:rPr>
+                  <w:tab/>
+                </w:r>
+                <w:r>
+                  <w:rPr>
+                    <w:noProof/>
+                    <w:webHidden/>
+                  </w:rPr>
+                  <w:fldChar w:fldCharType="begin"/>
+                </w:r>
+                <w:r>
+                  <w:rPr>
+                    <w:noProof/>
+                    <w:webHidden/>
+                  </w:rPr>
+                  <w:instrText xml:space="preserve"> PAGEREF _Toc226206850 \h </w:instrText>
+                </w:r>
+                <w:r>
+                  <w:rPr>
+                    <w:noProof/>
+                    <w:webHidden/>
+                  </w:rPr>
+                </w:r>
+                <w:r>
+                  <w:rPr>
+                    <w:noProof/>
+                    <w:webHidden/>
+                  </w:rPr>
+                  <w:fldChar w:fldCharType="separate"/>
+                </w:r>
+                <w:r>
+                  <w:rPr>
+                    <w:noProof/>
+                    <w:webHidden/>
+                  </w:rPr>
+                  <w:t>8</w:t>
+                </w:r>
+                <w:r>
+                  <w:rPr>
+                    <w:noProof/>
+                    <w:webHidden/>
+                  </w:rPr>
+                  <w:fldChar w:fldCharType="end"/>
+                </w:r>
+              </w:hyperlink>
+            </w:p>
+            <w:p>
+              <w:pPr>
+                <w:pStyle w:val="TOC1"/>
+                <w:tabs>
+                  <w:tab w:val="right" w:leader="dot" w:pos="9350"/>
+                </w:tabs>
+                <w:rPr>
+                  <w:noProof/>
+                </w:rPr>
+              </w:pPr>
+              <w:hyperlink w:anchor="_Toc226206851" w:history="1">
+                <w:r>
+                  <w:rPr>
+                    <w:rStyle w:val="Hyperlink"/>
+                    <w:noProof/>
+                  </w:rPr>
+                  <w:t>My Account after ordering</w:t>
+                </w:r>
+                <w:r>
+                  <w:rPr>
+                    <w:noProof/>
+                    <w:webHidden/>
+                  </w:rPr>
+                  <w:tab/>
+                </w:r>
+                <w:r>
+                  <w:rPr>
+                    <w:noProof/>
+                    <w:webHidden/>
+                  </w:rPr>
+                  <w:fldChar w:fldCharType="begin"/>
+                </w:r>
+                <w:r>
+                  <w:rPr>
+                    <w:noProof/>
+                    <w:webHidden/>
+                  </w:rPr>
+                  <w:instrText xml:space="preserve"> PAGEREF _Toc226206851 \h </w:instrText>
+                </w:r>
+                <w:r>
+                  <w:rPr>
+                    <w:noProof/>
+                    <w:webHidden/>
+                  </w:rPr>
+                </w:r>
+                <w:r>
+                  <w:rPr>
+                    <w:noProof/>
+                    <w:webHidden/>
+                  </w:rPr>
+                  <w:fldChar w:fldCharType="separate"/>
+                </w:r>
+                <w:r>
+                  <w:rPr>
+                    <w:noProof/>
+                    <w:webHidden/>
+                  </w:rPr>
+                  <w:t>9</w:t>
+                </w:r>
+                <w:r>
+                  <w:rPr>
+                    <w:noProof/>
+                    <w:webHidden/>
+                  </w:rPr>
+                  <w:fldChar w:fldCharType="end"/>
+                </w:r>
+              </w:hyperlink>
+            </w:p>
+            <w:p>
+              <w:r>
+                <w:rPr>
+                  <w:b/>
+                  <w:bCs/>
+                  <w:noProof/>
+                </w:rPr>
+                <w:fldChar w:fldCharType="end"/>
+              </w:r>
+            </w:p>
+          </w:sdtContent>
+        </w:sdt>
+        <w:p/>
+        <w:p/>
+        <w:p/>
+        <w:p/>
+        <w:p/>
+        <w:p/>
+        <w:p/>
+        <w:p/>
+        <w:p/>
+        <w:p/>
+        <w:p/>
+        <w:p/>
+        <w:p/>
+        <w:p/>
         <w:p>
           <w:pPr>
             <w:pStyle w:val="Heading1"/>
-            <w:pBdr>
-              <w:top w:val="single" w:sz="4" w:space="1" w:color="156082" w:themeColor="accent1"/>
-              <w:bottom w:val="single" w:sz="4" w:space="1" w:color="156082" w:themeColor="accent1"/>
-            </w:pBdr>
           </w:pPr>
+          <w:bookmarkStart w:id="0" w:name="_Toc226206841"/>
           <w:r>
             <w:lastRenderedPageBreak/>
             <w:t>Home Page</w:t>
           </w:r>
+          <w:bookmarkEnd w:id="0"/>
         </w:p>
         <w:p/>
         <w:p>
@@ -256,6 +991,9 @@
             <w:jc w:val="center"/>
           </w:pPr>
           <w:r>
+            <w:rPr>
+              <w:noProof/>
+            </w:rPr>
             <w:drawing>
               <wp:inline distT="0" distB="0" distL="0" distR="0" wp14:anchorId="3B67D9F6" wp14:editId="18BDAC46">
                 <wp:extent cx="4114800" cy="7429257"/>
@@ -298,21 +1036,15 @@
     <w:p>
       <w:pPr>
         <w:pStyle w:val="Heading1"/>
-        <w:pBdr>
-          <w:top w:val="single" w:sz="4" w:space="1" w:color="156082" w:themeColor="accent1"/>
-          <w:bottom w:val="single" w:sz="4" w:space="1" w:color="156082" w:themeColor="accent1"/>
-        </w:pBdr>
       </w:pPr>
+      <w:bookmarkStart w:id="1" w:name="_Toc226206842"/>
       <w:r>
         <w:lastRenderedPageBreak/>
         <w:t>Products Page</w:t>
       </w:r>
+      <w:bookmarkEnd w:id="1"/>
     </w:p>
-    <w:p>
-      <w:pPr>
-        <w:jc w:val="center"/>
-      </w:pPr>
-    </w:p>
+    <w:p/>
     <w:p>
       <w:pPr>
         <w:jc w:val="center"/>
@@ -323,6 +1055,9 @@
         <w:jc w:val="center"/>
       </w:pPr>
       <w:r>
+        <w:rPr>
+          <w:noProof/>
+        </w:rPr>
         <w:drawing>
           <wp:inline distT="0" distB="0" distL="0" distR="0" wp14:anchorId="4D192C60" wp14:editId="59C84AC5">
             <wp:extent cx="4553585" cy="5696745"/>
@@ -367,15 +1102,13 @@
     <w:p>
       <w:pPr>
         <w:pStyle w:val="Heading1"/>
-        <w:pBdr>
-          <w:top w:val="single" w:sz="4" w:space="1" w:color="156082" w:themeColor="accent1"/>
-          <w:bottom w:val="single" w:sz="4" w:space="1" w:color="156082" w:themeColor="accent1"/>
-        </w:pBdr>
       </w:pPr>
+      <w:bookmarkStart w:id="2" w:name="_Toc226206843"/>
       <w:r>
         <w:lastRenderedPageBreak/>
         <w:t>Product Description Page</w:t>
       </w:r>
+      <w:bookmarkEnd w:id="2"/>
     </w:p>
     <w:p/>
     <w:p>
@@ -383,6 +1116,9 @@
         <w:jc w:val="center"/>
       </w:pPr>
       <w:r>
+        <w:rPr>
+          <w:noProof/>
+        </w:rPr>
         <w:drawing>
           <wp:inline distT="0" distB="0" distL="0" distR="0" wp14:anchorId="73C3E194" wp14:editId="4F1DE1C1">
             <wp:extent cx="4144933" cy="7073900"/>
@@ -423,15 +1159,13 @@
     <w:p>
       <w:pPr>
         <w:pStyle w:val="Heading1"/>
-        <w:pBdr>
-          <w:top w:val="single" w:sz="4" w:space="1" w:color="156082" w:themeColor="accent1"/>
-          <w:bottom w:val="single" w:sz="4" w:space="1" w:color="156082" w:themeColor="accent1"/>
-        </w:pBdr>
       </w:pPr>
+      <w:bookmarkStart w:id="3" w:name="_Toc226206844"/>
       <w:r>
         <w:lastRenderedPageBreak/>
         <w:t>About Page</w:t>
       </w:r>
+      <w:bookmarkEnd w:id="3"/>
     </w:p>
     <w:p/>
     <w:p>
@@ -439,6 +1173,9 @@
         <w:jc w:val="center"/>
       </w:pPr>
       <w:r>
+        <w:rPr>
+          <w:noProof/>
+        </w:rPr>
         <w:drawing>
           <wp:inline distT="0" distB="0" distL="0" distR="0" wp14:anchorId="7789B43A" wp14:editId="78D41D49">
             <wp:extent cx="4401164" cy="5811061"/>
@@ -484,14 +1221,15 @@
     <w:p>
       <w:pPr>
         <w:pStyle w:val="Heading1"/>
-        <w:pBdr>
-          <w:top w:val="single" w:sz="4" w:space="1" w:color="156082" w:themeColor="accent1"/>
-          <w:bottom w:val="single" w:sz="4" w:space="1" w:color="156082" w:themeColor="accent1"/>
-        </w:pBdr>
       </w:pPr>
+      <w:bookmarkStart w:id="4" w:name="_Toc226206845"/>
       <w:r>
         <w:lastRenderedPageBreak/>
-        <w:t xml:space="preserve">Login </w:t>
+        <w:t>Login</w:t>
+      </w:r>
+      <w:bookmarkEnd w:id="4"/>
+      <w:r>
+        <w:t xml:space="preserve"> </w:t>
       </w:r>
     </w:p>
     <w:p/>
@@ -500,6 +1238,9 @@
         <w:jc w:val="center"/>
       </w:pPr>
       <w:r>
+        <w:rPr>
+          <w:noProof/>
+        </w:rPr>
         <w:drawing>
           <wp:inline distT="0" distB="0" distL="0" distR="0" wp14:anchorId="255612EA" wp14:editId="3911D292">
             <wp:extent cx="3755972" cy="3403600"/>
@@ -540,14 +1281,12 @@
     <w:p>
       <w:pPr>
         <w:pStyle w:val="Heading1"/>
-        <w:pBdr>
-          <w:top w:val="single" w:sz="4" w:space="1" w:color="auto"/>
-          <w:bottom w:val="single" w:sz="4" w:space="1" w:color="auto"/>
-        </w:pBdr>
       </w:pPr>
+      <w:bookmarkStart w:id="5" w:name="_Toc226206846"/>
       <w:r>
         <w:t>Contact Us</w:t>
       </w:r>
+      <w:bookmarkEnd w:id="5"/>
     </w:p>
     <w:p>
       <w:pPr>
@@ -559,6 +1298,9 @@
         <w:jc w:val="center"/>
       </w:pPr>
       <w:r>
+        <w:rPr>
+          <w:noProof/>
+        </w:rPr>
         <w:drawing>
           <wp:inline distT="0" distB="0" distL="0" distR="0" wp14:anchorId="18F6A4F9" wp14:editId="193D6DFB">
             <wp:extent cx="3399264" cy="2997200"/>
@@ -599,11 +1341,8 @@
     <w:p>
       <w:pPr>
         <w:pStyle w:val="Heading1"/>
-        <w:pBdr>
-          <w:top w:val="single" w:sz="4" w:space="1" w:color="auto"/>
-          <w:bottom w:val="single" w:sz="4" w:space="1" w:color="auto"/>
-        </w:pBdr>
       </w:pPr>
+      <w:bookmarkStart w:id="6" w:name="_Toc226206847"/>
       <w:proofErr w:type="gramStart"/>
       <w:r>
         <w:lastRenderedPageBreak/>
@@ -613,13 +1352,18 @@
       <w:r>
         <w:t xml:space="preserve"> Password</w:t>
       </w:r>
+      <w:bookmarkEnd w:id="6"/>
     </w:p>
     <w:p>
       <w:pPr>
         <w:pStyle w:val="Heading1"/>
         <w:jc w:val="center"/>
       </w:pPr>
+      <w:bookmarkStart w:id="7" w:name="_Toc226206848"/>
       <w:r>
+        <w:rPr>
+          <w:noProof/>
+        </w:rPr>
         <w:drawing>
           <wp:inline distT="0" distB="0" distL="0" distR="0" wp14:anchorId="6BD1F27E" wp14:editId="6783F32F">
             <wp:extent cx="3705923" cy="3073400"/>
@@ -656,19 +1400,18 @@
           </wp:inline>
         </w:drawing>
       </w:r>
+      <w:bookmarkEnd w:id="7"/>
     </w:p>
     <w:p/>
     <w:p>
       <w:pPr>
         <w:pStyle w:val="Heading1"/>
-        <w:pBdr>
-          <w:top w:val="single" w:sz="4" w:space="1" w:color="auto"/>
-          <w:bottom w:val="single" w:sz="4" w:space="1" w:color="auto"/>
-        </w:pBdr>
       </w:pPr>
+      <w:bookmarkStart w:id="8" w:name="_Toc226206849"/>
       <w:r>
         <w:t>My account Dashboard (Before Order)</w:t>
       </w:r>
+      <w:bookmarkEnd w:id="8"/>
     </w:p>
     <w:p>
       <w:pPr>
@@ -680,6 +1423,9 @@
         <w:jc w:val="center"/>
       </w:pPr>
       <w:r>
+        <w:rPr>
+          <w:noProof/>
+        </w:rPr>
         <w:drawing>
           <wp:inline distT="0" distB="0" distL="0" distR="0" wp14:anchorId="4D3F48A9" wp14:editId="4E5D8DCA">
             <wp:extent cx="3429000" cy="3052917"/>
@@ -720,15 +1466,13 @@
     <w:p>
       <w:pPr>
         <w:pStyle w:val="Heading1"/>
-        <w:pBdr>
-          <w:top w:val="single" w:sz="4" w:space="1" w:color="auto"/>
-          <w:bottom w:val="single" w:sz="4" w:space="1" w:color="auto"/>
-        </w:pBdr>
       </w:pPr>
+      <w:bookmarkStart w:id="9" w:name="_Toc226206850"/>
       <w:r>
         <w:lastRenderedPageBreak/>
         <w:t>Payment Page</w:t>
       </w:r>
+      <w:bookmarkEnd w:id="9"/>
     </w:p>
     <w:p/>
     <w:p>
@@ -736,6 +1480,9 @@
         <w:jc w:val="center"/>
       </w:pPr>
       <w:r>
+        <w:rPr>
+          <w:noProof/>
+        </w:rPr>
         <w:drawing>
           <wp:inline distT="0" distB="0" distL="0" distR="0" wp14:anchorId="33C03638" wp14:editId="6FECD729">
             <wp:extent cx="5210902" cy="6630325"/>
@@ -778,15 +1525,13 @@
     <w:p>
       <w:pPr>
         <w:pStyle w:val="Heading1"/>
-        <w:pBdr>
-          <w:top w:val="single" w:sz="4" w:space="1" w:color="auto"/>
-          <w:bottom w:val="single" w:sz="4" w:space="1" w:color="auto"/>
-        </w:pBdr>
       </w:pPr>
+      <w:bookmarkStart w:id="10" w:name="_Toc226206851"/>
       <w:r>
         <w:lastRenderedPageBreak/>
         <w:t>My Account after ordering</w:t>
       </w:r>
+      <w:bookmarkEnd w:id="10"/>
     </w:p>
     <w:p/>
     <w:p/>
@@ -795,6 +1540,9 @@
         <w:jc w:val="center"/>
       </w:pPr>
       <w:r>
+        <w:rPr>
+          <w:noProof/>
+        </w:rPr>
         <w:drawing>
           <wp:inline distT="0" distB="0" distL="0" distR="0" wp14:anchorId="3DAC1CE8" wp14:editId="023EDE8A">
             <wp:extent cx="5943600" cy="5335270"/>
@@ -1861,6 +2609,48 @@
     <w:uiPriority w:val="99"/>
     <w:rsid w:val="00CF42CA"/>
   </w:style>
+  <w:style w:type="paragraph" w:styleId="TOCHeading">
+    <w:name w:val="TOC Heading"/>
+    <w:basedOn w:val="Heading1"/>
+    <w:next w:val="Normal"/>
+    <w:uiPriority w:val="39"/>
+    <w:unhideWhenUsed/>
+    <w:qFormat/>
+    <w:rsid w:val="0053704B"/>
+    <w:pPr>
+      <w:spacing w:before="240" w:after="0" w:line="259" w:lineRule="auto"/>
+      <w:outlineLvl w:val="9"/>
+    </w:pPr>
+    <w:rPr>
+      <w:kern w:val="0"/>
+      <w:sz w:val="32"/>
+      <w:szCs w:val="32"/>
+      <w14:ligatures w14:val="none"/>
+    </w:rPr>
+  </w:style>
+  <w:style w:type="paragraph" w:styleId="TOC1">
+    <w:name w:val="toc 1"/>
+    <w:basedOn w:val="Normal"/>
+    <w:next w:val="Normal"/>
+    <w:autoRedefine/>
+    <w:uiPriority w:val="39"/>
+    <w:unhideWhenUsed/>
+    <w:rsid w:val="0053704B"/>
+    <w:pPr>
+      <w:spacing w:after="100"/>
+    </w:pPr>
+  </w:style>
+  <w:style w:type="character" w:styleId="Hyperlink">
+    <w:name w:val="Hyperlink"/>
+    <w:basedOn w:val="DefaultParagraphFont"/>
+    <w:uiPriority w:val="99"/>
+    <w:unhideWhenUsed/>
+    <w:rsid w:val="0053704B"/>
+    <w:rPr>
+      <w:color w:val="467886" w:themeColor="hyperlink"/>
+      <w:u w:val="single"/>
+    </w:rPr>
+  </w:style>
 </w:styles>
 </file>
 
